--- a/example_articles/race_ethnicity/Asian/5.race_ethnicity_Asian_Other_publisher.docx
+++ b/example_articles/race_ethnicity/Asian/5.race_ethnicity_Asian_Other_publisher.docx
@@ -32,12 +32,12 @@
     </w:p>
     <w:p>
       <w:r>
-        <w:t>Extracted race/ethnicity: Asian</w:t>
+        <w:t>Raw race_ethnicity result: Asian</w:t>
       </w:r>
     </w:p>
     <w:p>
       <w:r>
-        <w:t>Race/Ethnicity (Standardized): Asian</w:t>
+        <w:t>race_ethnicity_stand_flat (Standardized): Asian</w:t>
       </w:r>
     </w:p>
     <w:p>

--- a/example_articles/race_ethnicity/Asian/5.race_ethnicity_Asian_Other_publisher.docx
+++ b/example_articles/race_ethnicity/Asian/5.race_ethnicity_Asian_Other_publisher.docx
@@ -27,17 +27,17 @@
     </w:p>
     <w:p>
       <w:r>
-        <w:t>Source File: Other publishers/Files (500) (31).DOCX</w:t>
+        <w:t>Source file: Other publishers/Files (500) (31).DOCX</w:t>
       </w:r>
     </w:p>
     <w:p>
       <w:r>
-        <w:t>Raw race_ethnicity result: Asian</w:t>
+        <w:t>Raw race ethnicity result, 'race_ethnicity': Asian</w:t>
       </w:r>
     </w:p>
     <w:p>
       <w:r>
-        <w:t>race_ethnicity_stand_flat (Standardized): Asian</w:t>
+        <w:t>Standardized race ethnicity result, 'race_ethnicity_stand_flat': Asian</w:t>
       </w:r>
     </w:p>
     <w:p>

--- a/example_articles/race_ethnicity/Asian/5.race_ethnicity_Asian_Other_publisher.docx
+++ b/example_articles/race_ethnicity/Asian/5.race_ethnicity_Asian_Other_publisher.docx
@@ -7,7 +7,7 @@
         <w:pStyle w:val="Heading1"/>
       </w:pPr>
       <w:r>
-        <w:t>FISTICUFFS, PHILLY STYLE FROM DECAYING ARENAS TO GLITTERING CASINOS, THE FIGHT SCENE IS ON A COMEBACK.</w:t>
+        <w:t>WAITING FOR GOD</w:t>
       </w:r>
     </w:p>
     <w:p>
@@ -17,12 +17,12 @@
     </w:p>
     <w:p>
       <w:r>
-        <w:t>Date: 1997-03-14</w:t>
+        <w:t>Date: 1997-12-24</w:t>
       </w:r>
     </w:p>
     <w:p>
       <w:r>
-        <w:t>Section: FEATURES WEEKEND; Pg. 22</w:t>
+        <w:t>Section: NATIONAL,; NATIONAL BRIEFS</w:t>
       </w:r>
     </w:p>
     <w:p>
@@ -49,131 +49,9 @@
     </w:p>
     <w:p>
       <w:r>
-        <w:t>The taller fighter from Canada kept throwing long, elegant combinations that punished the air as much as the opponent's cheekbone.</w:t>
+        <w:t>A Taiwanese spiritual sect has moved into a working-class neighborhood in this north Dallas suburb to await God's arrival here in March 1998, the group's leader said yesterday. Hoh-Ming Chen, who led about 150 followers, including more than 30 children here from Taiwan, said yesterday that God would be reincarnated as man on March 31 at precisely 10 a.m. at his house.</w:t>
         <w:br/>
-        <w:t>The shorter slugger from Trevose kept making forays, getting inside the opponent's longer wingspan, and punching almost uphill into the face.</w:t>
-        <w:br/>
-        <w:t>The shorter fighter launched volley after volley, but the bigger opponent retreated and flailed again in the herky-jerky dance that fighters do. When it was over, the judges at the Felton Supper Club couldn't pick a winner.</w:t>
-        <w:br/>
-        <w:t>A draw is supposed to be like kissing your sister, but that hardly describes the fight these two female fighters had. The lankier Nora Dagle of Toronto was left nursing a bloody nose while the more compact Helen Zagadinow of Bucks County had her cheeks beaten to a reddish hue deeper than any rouge.</w:t>
-        <w:br/>
-        <w:t>Topping off the scene was a heavyset guy in a tuxedo who honored these gladiators by wiggling his butt between rounds as he carried the card signaling the next round.</w:t>
-        <w:br/>
-        <w:t>Score one for gender equity in the fight game.</w:t>
-        <w:br/>
-        <w:t>Female brawlers are but one of many trends that make up the earthy demimonde of Philadelphia boxing. Here in a city founded by pacifist Quakers, the blood sport of boxing thrives in an almost underground fashion.</w:t>
-        <w:br/>
-        <w:t>Most boxers never make it to the big time. They punch bags in hardscrabble clubs with names like Champs and Augie's. They fight before often-hostile fans in regional championships if they're good, and a small sliver get rewarded with a spot on the Olympic team or a pro bout on HBO.</w:t>
-        <w:br/>
-        <w:t>Hundreds of thousands of people gather each year to watch these young warriors with tapered waists and often outsized egos. Thanks mostly to Philadelphia, the state of Pennsylvania had the fourth-highest number of professional bouts in the country last year - only three fights behind No. 2 Florida, which had 49, according to Phil Marder, editor of the Boxing Record Book, published in Sicklerville, Camden County. New Jersey ranked eighth, with 30 bouts. (California was No. 1, with 89 professional fights.)</w:t>
-        <w:br/>
-        <w:t>The crucible that is Philadelphia boxing has produced great hitters, such as former heavyweight champion Smokin' Joe Frazier, whose North Broad Street gym remains a fertile training ground for legitimate contenders. Old-timers may recall Lou Tendler, the great left-handed lightweight who never won a title. Or Benny Bass, a boxing machine who fought 500 bouts and won two world titles within 25 months in the Roaring '20s. Or Gypsy Joe Harris, the fabulous juking welterweight whose blind right eye kept him from a title shot in the late 1960s. Or Tim Witherspoon, who in 1986 was the most recent Philly native to be heavyweight champion. Not to mention the fictional Rocky Balboa.</w:t>
-        <w:br/>
-        <w:t>"Boxing gets the adrenalin going like nothing else," says promoter Don Elbaum, a Phoenixville resident who is famous partly for starting Don King in boxing. "There is no athlete that has ever made as much money in one night as a boxer."</w:t>
-        <w:br/>
-        <w:t>Boxing can be divided into two categories - professional, where the big money is, and amateur, which can culminate in the Olympics - and both are on the upswing in Philadelphia. The number of amateur cards in Pennsylvania, more than half of them in the city, has risen from 59 in 1990 to 73 last year, while the number of registered professional boxers has gone up 15 percent during the last two years.</w:t>
-        <w:br/>
-        <w:t>Philly is blessed with champions. Top cruiserweight Nate Miller, a public-housing maintenance man in North Philly, took out Russian Alexander Gurov in a title defense in Florida last month. Bernard "The Executioner" Hopkins, another Philly product, still commands the middleweight ranks with a devastating punch.</w:t>
-        <w:br/>
-        <w:t>The city is known nationally for club fights - those between professionals in small venues.</w:t>
-        <w:br/>
-        <w:t>"These are the guys scrambling to make it," says Gregory S. Sirb, executive director of the Pennsylvania State Athletic Commission. "The fights are twice as good, because they're not about money. These kids are fighting their hearts out [to rise in the rankings]. Plus the fans are there. These are working-class people who want to see a fight. They're not there to be seen. That makes a world of difference."</w:t>
-        <w:br/>
-        <w:t>And in the amateur ranks, Philadelphia-based boxers accounted for an amazing one-quarter of the Olympic team last year. Three of the 12 members either trained in the city or learned the craft here. David Reid, a light middleweight who started at the city's Athletic Recreation Center at 26th and Master, was the only team member to cop a gold medal, and he did it with one dynamic punch after trailing badly in the final round. Lightweight Terrence Cauthen of Frazier's Gym took home a bronze.</w:t>
-        <w:br/>
-        <w:t>This month, the Golden Gloves, the premiere amateur tournament held across the nation each year, is set to begin again, and a new crop of would-be Olympians will step forth. Weigh-ins are this Saturday, and for the next five weekends, the best amateurs will slug it out at Joe Hand's gym in Fishtown to see who might next be reaping Olympic glory.</w:t>
-        <w:br/>
-        <w:t>And almost any night of the week, you can watch amateurs spar at two dozen gyms and athletic centers around the region.</w:t>
-        <w:br/>
-        <w:t>Professionals</w:t>
-        <w:br/>
-        <w:t>All discussion of the professional scene must begin with the Blue Horizon on North Broad Street. Set in the same block as the Freedom Repertory Theatre, the three brownstones that comprise this wonderfully Victorian coliseum have evolved into the quintessential Philly boxing locale.</w:t>
-        <w:br/>
-        <w:t>Its 1,500 seating capacity is small by boxing standards. Its bills are paid largely by the cabaret and dance hall that run there almost weekly. Yet its atmosphere for boxing is unsurpassed. Patrons sit so close to the action that they can smell the fear along with the sweat.</w:t>
-        <w:br/>
-        <w:t>In a 5,000-word appreciation in December's Sports Illustrated, writer Bill Barich called the Blue Horizon a "raw and smoky cavern" and "a throwback to the era of straw hats, stogies and dime beers."</w:t>
-        <w:br/>
-        <w:t>"If boxing has a soul, it might well be located in the city of Brotherly Love," Barich concluded.</w:t>
-        <w:br/>
-        <w:t>The quality of fights also may explain the venue's popularity. "A Blue Horizon fight crowd doesn't let you get away with nothing," observed promoter Luddy DePasquale, whose series of Friday night fights resumes April 4.</w:t>
-        <w:br/>
-        <w:t>Veteran promoter Russell Peltz presents about six shows a year, all carried on cable's USA Network, and they have given the Blue Horizon a national reputation. Peltz's next show is set for April 29.</w:t>
-        <w:br/>
-        <w:t>The building has attracted a long line of colorful characters. Carol Ray, one of three owners, used to work as executive director of Women Against Abuse, a line of work that might seem at odds with her occasional role as fight matron. But that was only a day job, explained Ray, who revels in the building's majestic decay and architectural possibilities. She and her partners are hoping to raise several million dollars to refurbish this relic, which once served as a Moose headquarters.</w:t>
-        <w:br/>
-        <w:t>Go north on Route 1, turn right on Rising Sun Avenue, and the dark and rickety Felton Supper Club comes into view. This converted movie theater has become the favorite fight venue for promoter Isaias Aviles, a West Philly jeweler who would rather be finding rough-cut diamonds in the ring than selling them in his store.</w:t>
-        <w:br/>
-        <w:t>Four people held up Aviles in his shop on July 13, 1995, and at least 17 shots were fired. Aviles, who was uninjured, hit one of the robbers twice before they all fled. Neighborhood wags agreed that the robbers "came in for the gold and got the lead," Aviles says.</w:t>
-        <w:br/>
-        <w:t>Still, Aviles would rather promote fights than attract potshots. His third fight card, last week, attracted more than 700 blustery patrons and employed a wide range of marketing devices, including a smoke machine, blinking red lights and a gadget that mimicked explosions. Women from a local gentlemen's club paraded between rounds in outfits as skimpy as dental floss.</w:t>
-        <w:br/>
-        <w:t>The big draw of the night was Rockin' Rodney Moore of Philadelphia, who was to commence his fourth campaign for a welterweight world title by facing Trentonian Paul "Brickhouse" Denard. But Denard didn't show, and Moore was left to fight a smaller, weaker Antonio Silot, a Cuban-born Philly import, who wisely declined to answer the bell for the third round. Moore was generous to let the fight go that long.</w:t>
-        <w:br/>
-        <w:t>Some bouts conveyed an almost circus quality. Jose "Psycho" Rodriguez bent over at the waist and rushed wildly at his opponent, Philly police Officer Calvin Davis. Twice Rodriguez rushed so hard that he charged through the ropes and nearly fell out of the ring.</w:t>
-        <w:br/>
-        <w:t>Other fights were more competitive. The women, Nora Dagle and Helen Zagadinow, beat on each other far more than their featherweight class might imply. Tyrone Winkler, who trains at Champs Gym, put on a convincing show against Danny Rodriguez in a bruising 147-pound, welterweight fight.</w:t>
-        <w:br/>
-        <w:t>Aviles, who says he could "sell a used igloo to an Eskimo," hopes to continue promoting fights at the Felton while opening a 4,000-seat boxing emporium in part of the old Quaker City building at Ninth and Poplar Streets by the end of summer. "There are more fans here than the media will let you know," he says in his usual aggressive style. "Philadelphia is truly the boxing capital of the U.S."</w:t>
-        <w:br/>
-        <w:t>Partisans of Atlantic City would disagree, of course.</w:t>
-        <w:br/>
-        <w:t>Right now, Bally's is the most active Atlantic City casino for boxing, followed by Caesars and the Taj Mahal, several promoters said. Casino fights often boast blockbuster names. Bally's, for example, is presenting a fight card on April 5 topped by New Zealand heavyweight David Tua, believed by some observers to be the next Mike Tyson. The casino also is sponsoring George Foreman's fight at the Atlantic City Convention Center on April 26.</w:t>
-        <w:br/>
-        <w:t>But many fans dislike casino bouts, because they're patronized by big gamblers who get free tickets. There's no crazed Blue Horizon crowd hanging on every punch.</w:t>
-        <w:br/>
-        <w:t>Amateurs</w:t>
-        <w:br/>
-        <w:t>Some of the best bouts tend to be held in neighborhood venues with no purses at all.</w:t>
-        <w:br/>
-        <w:t>Places such as the Upper Darby Police Youth Association. This gym - above the Upper Darby firehouse on West Chester Pike - is one of the best places to watch an amateur fight. It has seating for several hundred, and is a magnet for past and present boxers.</w:t>
-        <w:br/>
-        <w:t>Tex Cobb, the heavyweight-turned-movie actor, made it to a recent fight card from his home in West Philly. "There's no other city like Philadelphia for amateurs," Cobb said as he watched two 156-pounders whale away at each other.</w:t>
-        <w:br/>
-        <w:t>Boxing certainly is no pasttime for the squeamish.</w:t>
-        <w:br/>
-        <w:t>When David Anthony's left hook descended with a thud on Derek Weavers' cheek, the Upper Darby crowd let out a long ooooo.</w:t>
-        <w:br/>
-        <w:t>The men did, anyway. One of the few women watching this match in January had her head buried in a magazine article about 50 romantic getaways. The Upper Darby PYA was not among them, she was amused to report.</w:t>
-        <w:br/>
-        <w:t>Even some fight fans disdain the amateur boxing scene, because the style that prevails is less physical than in the pro ranks. Amateurs punch to pile up points - not necessarily to fracture a nose - and this fails to please pro-fight fans who live for climactic crunches.</w:t>
-        <w:br/>
-        <w:t>Still, many believe that amateur clubs represent the heart of boxing in the Philadelphia area and nationwide. "It is clear that the Olympic road starts in these gyms," says George Bochetto, the Pennsylvania boxing commissioner.</w:t>
-        <w:br/>
-        <w:t>Some gyms get a name from the fighters who train there. Cruiserweight champ Nate Miller still trains at the Happy Hollow Recreation Center in Germantown. So, too, do most of the Concrete Jungle, a promising group of young fighters trained by Naazim Richardson to crush the opposition. He also trains them in manners - they carry women's handbags and help them cross the street if necessary - hoping to counteract the image of fighters as young toughs.</w:t>
-        <w:br/>
-        <w:t>There isn't the space here to mention the Jungle's accomplishments, which are immense and growing. But let this suffice: Richardson's 8-year-old son, Bear, set a Guinness record this winter by doing 1,000 push-ups. "He's done as many as 1,500," Richardson says. "He did 1,000 'cause he had a cold."</w:t>
-        <w:br/>
-        <w:t>Other venues cater strictly to novice fighters. Promoter Damon Feldman, a former middleweight from Broomall, gives guys off the street a chance to show their prowess in his Philadelphia Tough Man tournament. Feldman's show sold out Bronko Bill's, a Grant Avenue club, last month, and he hopes to repeat that success May 3 at the same location.</w:t>
-        <w:br/>
-        <w:t>More female fighters than ever are arising, but they often back away from the sport because of the bruises that come from getting hit. "It's hard to keep them boxing," says Charley Sgrillo of the Harrowgate Boxing Club in Kensington.</w:t>
-        <w:br/>
-        <w:t>Jennifer Hopkins hopes to change that. As chair of women's boxing for the Middle Atlantic Association, Hopkins is charged with developing the women's game.</w:t>
-        <w:br/>
-        <w:t>At this point, she acknowledges, few women have much fighting experience. But Hopkins is undaunted. She's calling local gyms to organize a women's tournament in the next three months.</w:t>
-        <w:br/>
-        <w:t>The day will come, she says, when women won't be such novelties in the ring. Fans will be asking for their autographs, and women may be making the same brash assertions in news conferences that their male counterparts do.</w:t>
-        <w:br/>
-        <w:t>"It's going to make a boom," she predicts.</w:t>
-        <w:br/>
-        <w:br/>
-        <w:t>Graphic</w:t>
-        <w:br/>
-        <w:br/>
-        <w:t xml:space="preserve"> </w:t>
-        <w:br/>
-        <w:t>PHOTO;</w:t>
-        <w:br/>
-        <w:t>PHOTO</w:t>
-        <w:br/>
-        <w:t>At Happy Hollow Recreation Center, Tiger Allen, 15, shadowboxes to start a workout. Cruiserweight champion Nate Miller trains there, too. (The Philadelphia Inquirer, CHARLES FOX) (COVER)</w:t>
-        <w:br/>
-        <w:t>Concrete Jungle members (from left) Dynamite Karl Dargan, 11; Bear Richardson, 8, and Tiger Allen, 15, at the Happy Hollow Recreation Center in Germantown. (The Philadelphia Inquirer, CHARLES FOX)</w:t>
-        <w:br/>
-        <w:t>At the Upper Darby venue, Sean Freeman cheers during a Saturday night amateur bout. Partly obscured are Robert Rogers (left) and Freeman's son Maurice, 8. All are from Germantown. (For The Inquirer, HINDA SCHUMAN)</w:t>
-        <w:br/>
-        <w:t>Brahiem Carter prepares for a fight at the Upper Darby Police Youth Association. His trainers are Tyrone Davis (left) and Slim. (For The Inquirer, HINDA SCHUMAN)</w:t>
-        <w:br/>
-        <w:t>Tiger Allen (center) and fellow fighters train at Happy Hollow Recreation Center in Germantown. He's one of several promising pugilists trained by Naazim Richardson. (The Philadelphia Inquirer, CHARLES FOX)</w:t>
+        <w:t>Contrary to news reports in Taiwan, the group does not plan to stage a mass suicide if God fails to show, said Yu-Cheng Lo, deputy director general of the Taipei Economic and Cultural Office in Houston, who visited the group last week. The group's arrival intrigued local residents in Garland, where the group bought up 20 homes and hoped to attract a million people to be touched by the hands of God.</w:t>
       </w:r>
     </w:p>
     <w:sectPr>

--- a/example_articles/race_ethnicity/Asian/5.race_ethnicity_Asian_Other_publisher.docx
+++ b/example_articles/race_ethnicity/Asian/5.race_ethnicity_Asian_Other_publisher.docx
@@ -7,7 +7,7 @@
         <w:pStyle w:val="Heading1"/>
       </w:pPr>
       <w:r>
-        <w:t>WAITING FOR GOD</w:t>
+        <w:t>INTERNATIONAL HEADLINES</w:t>
       </w:r>
     </w:p>
     <w:p>
@@ -17,22 +17,22 @@
     </w:p>
     <w:p>
       <w:r>
-        <w:t>Date: 1997-12-24</w:t>
+        <w:t>Date: 2001-07-08</w:t>
       </w:r>
     </w:p>
     <w:p>
       <w:r>
-        <w:t>Section: NATIONAL,; NATIONAL BRIEFS</w:t>
+        <w:t>Section: NEWS; Pg. 19A</w:t>
       </w:r>
     </w:p>
     <w:p>
       <w:r>
-        <w:t>Source file: Other publishers/Files (500) (31).DOCX</w:t>
+        <w:t>Source file: Other publishers/Files (500) (17).DOCX</w:t>
       </w:r>
     </w:p>
     <w:p>
       <w:r>
-        <w:t>Raw race ethnicity result, 'race_ethnicity': Asian</w:t>
+        <w:t>Raw race ethnicity result, 'race_ethnicity': Mixed: White and Asian (people whose roots lie in the Indian subcontinent)</w:t>
       </w:r>
     </w:p>
     <w:p>
@@ -49,9 +49,59 @@
     </w:p>
     <w:p>
       <w:r>
-        <w:t>A Taiwanese spiritual sect has moved into a working-class neighborhood in this north Dallas suburb to await God's arrival here in March 1998, the group's leader said yesterday. Hoh-Ming Chen, who led about 150 followers, including more than 30 children here from Taiwan, said yesterday that God would be reincarnated as man on March 31 at precisely 10 a.m. at his house.</w:t>
+        <w:t>Vandals target McDonald's, shops MONTREAL - Seven McDonald's restaurants in and around Montreal were vandalized Saturday in simultaneous attacks.</w:t>
         <w:br/>
-        <w:t>Contrary to news reports in Taiwan, the group does not plan to stage a mass suicide if God fails to show, said Yu-Cheng Lo, deputy director general of the Taipei Economic and Cultural Office in Houston, who visited the group last week. The group's arrival intrigued local residents in Garland, where the group bought up 20 homes and hoped to attract a million people to be touched by the hands of God.</w:t>
+        <w:t>Also Saturday, police said a chemical was released in the air near an underground shopping area, police said.</w:t>
+        <w:br/>
+        <w:t>Large tree kills 11 at Yiddish concert</w:t>
+        <w:br/>
+        <w:t>STRASBOURG, France</w:t>
+        <w:br/>
+        <w:t>- Despite heavy storm warnings, no one could have predicted the tornado-like winds that sent a huge tree crashing down on spectators at a Yiddish music concert, killing 11 people, regional officials said Saturday.</w:t>
+        <w:br/>
+        <w:t>Some 85 people were injured when winds of up to 93 mph suddenly ripped through the picturesque Alsace region north of Strasbourg. Fifty-two remained hospitalized Saturday evening - 17 of them in serious condition.</w:t>
+        <w:br/>
+        <w:t xml:space="preserve"> </w:t>
+        <w:br/>
+        <w:t>Bolivian leader treated for cancer</w:t>
+        <w:br/>
+        <w:t>LA PAZ, Bolivia</w:t>
+        <w:br/>
+        <w:t>- President Hugo Banzer has cancer in his lung and liver, the government's spokesman said Saturday, calling his condition "grave" but saying he hadn't yet decided whether to resign as leader of South America's poorest nation.</w:t>
+        <w:br/>
+        <w:t>The 75-year-old Banzer, who was democratically elected president four years ago after serving as dictator from 1971-78, is currently undergoing treatment at the Walter Reed Army Medical Center in Washington.</w:t>
+        <w:br/>
+        <w:t xml:space="preserve"> </w:t>
+        <w:br/>
+        <w:t>Journalists march for information</w:t>
+        <w:br/>
+        <w:t>MINSK, Belarus</w:t>
+        <w:br/>
+        <w:t>- Belarusian journalists marched through Minsk on Saturday to demand information on the government's investigation into the disappearance of a cameraman who vanished one year ago.</w:t>
+        <w:br/>
+        <w:t>Dmitry Zavadsky, who worked for the Russian television station ORT, was reported missing last July. He was one of several well-known people who have disappeared in Belarus in recent years.</w:t>
+        <w:br/>
+        <w:t xml:space="preserve"> </w:t>
+        <w:br/>
+        <w:t>Two stabbed in parade melee</w:t>
+        <w:br/>
+        <w:t>BRADFORD, England</w:t>
+        <w:br/>
+        <w:t>- Police were pelted with bricks and at least two persons were stabbed Saturday, as violence flared after a far-right parade was banned in this northern city.</w:t>
+        <w:br/>
+        <w:t>Eighteen people were arrested, police said.</w:t>
+        <w:br/>
+        <w:t>In the last six weeks, rioting has hit the towns of Oldham and Burnley - like Bradford, working-class northern communities with large numbers of Asians, mainly people whose roots lie in the Indian subcontinent. In those towns, gangs of Asian and white youths clashed for several nights with riot police, attacked shops, homes and pubs and set cars on fire.</w:t>
+        <w:br/>
+        <w:t>The Bradford metropolitan area has a population of just under 500,000, of which about 100,000 are believed to be Asians from the subcontinent.</w:t>
+        <w:br/>
+        <w:t>The violence in Bradford came after some 200 police patrolled the center of the city, on the lookout for members of the far-right National Front, whose planned march was banned earlier this past week.</w:t>
+        <w:br/>
+        <w:t>A group of about 300 mainly Asian youths gathered for a counter rally organized by the Anti-Nazi League in this city 200 miles north of London.</w:t>
+        <w:br/>
+        <w:t>Chief Superintendent Phil Read of West Yorkshire Police called on National Front members to stay away, saying the force "will not tolerate any group attempting to cause disorder or stir up racial hatred.</w:t>
+        <w:br/>
+        <w:t>"They're not welcome either by the police, the council or the local community," he added.</w:t>
       </w:r>
     </w:p>
     <w:sectPr>

--- a/example_articles/race_ethnicity/Asian/5.race_ethnicity_Asian_Other_publisher.docx
+++ b/example_articles/race_ethnicity/Asian/5.race_ethnicity_Asian_Other_publisher.docx
@@ -7,7 +7,7 @@
         <w:pStyle w:val="Heading1"/>
       </w:pPr>
       <w:r>
-        <w:t>INTERNATIONAL HEADLINES</w:t>
+        <w:t>Monica Yant Kinney: Pennsylvania makes it ever easier for gamblers to lose</w:t>
       </w:r>
     </w:p>
     <w:p>
@@ -17,12 +17,12 @@
     </w:p>
     <w:p>
       <w:r>
-        <w:t>Date: 2001-07-08</w:t>
+        <w:t>Date: 2010-06-30</w:t>
       </w:r>
     </w:p>
     <w:p>
       <w:r>
-        <w:t>Section: NEWS; Pg. 19A</w:t>
+        <w:t>Section: PHILADELPHIA; P-com News Local; Pg. B01</w:t>
       </w:r>
     </w:p>
     <w:p>
@@ -32,7 +32,7 @@
     </w:p>
     <w:p>
       <w:r>
-        <w:t>Raw race ethnicity result, 'race_ethnicity': Mixed: White and Asian (people whose roots lie in the Indian subcontinent)</w:t>
+        <w:t>Raw race ethnicity result, 'race_ethnicity': Asian</w:t>
       </w:r>
     </w:p>
     <w:p>
@@ -49,59 +49,47 @@
     </w:p>
     <w:p>
       <w:r>
-        <w:t>Vandals target McDonald's, shops MONTREAL - Seven McDonald's restaurants in and around Montreal were vandalized Saturday in simultaneous attacks.</w:t>
+        <w:t>Great news, Pennsylvania gamblers. You can now bet your house on penny slots. When table games roll out in a few weeks, feel free to wager your kids' college funds on blackjack or poker. Play all day, stay all night. Think big! The casinos are.</w:t>
         <w:br/>
-        <w:t>Also Saturday, police said a chemical was released in the air near an underground shopping area, police said.</w:t>
+        <w:t>Casino credit - instant fun money - is now available on your favorite gaming floor. Forget payday lenders, boring banks or credit unions. Parx and Harrah's let you smoke, and they offer free booze. Even better? Whatever you borrow from the casino is interest-free!</w:t>
         <w:br/>
-        <w:t>Large tree kills 11 at Yiddish concert</w:t>
+        <w:t>Some of you may recall politicians bragging that they'd never allow anything as scurrilous as on-the-spot loans from an industry that profits so handsomely from customers' bum investments. The same legislators also said the state would stick with slots. They lied.</w:t>
         <w:br/>
-        <w:t>STRASBOURG, France</w:t>
+        <w:t>In January, the legislature passed amendments to the 2004 Gaming Act to allow both table games and casino credit. Last week, the Pennsylvania Gaming Control Board quietly approved regulations governing this exciting new development.</w:t>
         <w:br/>
-        <w:t>- Despite heavy storm warnings, no one could have predicted the tornado-like winds that sent a huge tree crashing down on spectators at a Yiddish music concert, killing 11 people, regional officials said Saturday.</w:t>
+        <w:t>The credit regulations are in standard legalese, except for the provision allowing a distraught player to put herself on a self-exclusion list that's so spineless she can have a change of heart, hop off the list, and resume borrowing in a matter of days. That part's just sad.</w:t>
         <w:br/>
-        <w:t>Some 85 people were injured when winds of up to 93 mph suddenly ripped through the picturesque Alsace region north of Strasbourg. Fifty-two remained hospitalized Saturday evening - 17 of them in serious condition.</w:t>
+        <w:t>I'd love to let the casinos have their say, but reps from Parx and Harrah's didn't respond to my interview requests. Perhaps they're too busy helping players put their life savings on the line.</w:t>
         <w:br/>
-        <w:t xml:space="preserve"> </w:t>
+        <w:t>Borrowing made easy All casinos have cash machines and accept personal checks up to $2,500. Credit, known as counter checks, is an option for those who max out but are convinced their luck will change - even though, statistically, it can't and won't.</w:t>
         <w:br/>
-        <w:t>Bolivian leader treated for cancer</w:t>
+        <w:t>"How many people who get $500 or $1,000 in credit will walk out of the casino with that money?" asks Rep. Paul Clymer (R., Bucks), a casino critic. "They're only taking credit because they already lost everything else."</w:t>
         <w:br/>
-        <w:t>LA PAZ, Bolivia</w:t>
+        <w:t>Philadelphia gambling addict-turned-activist Bill Kearney still marvels at the night he blew through a $100,000 line of credit in Atlantic City, only to be cheerily offered another $100,000 so he wouldn't leave.</w:t>
         <w:br/>
-        <w:t>- President Hugo Banzer has cancer in his lung and liver, the government's spokesman said Saturday, calling his condition "grave" but saying he hadn't yet decided whether to resign as leader of South America's poorest nation.</w:t>
+        <w:t>"They're not giving you the money, they're giving you something to gamble with," he sniffs. "You're not leaving with nothing."</w:t>
         <w:br/>
-        <w:t>The 75-year-old Banzer, who was democratically elected president four years ago after serving as dictator from 1971-78, is currently undergoing treatment at the Walter Reed Army Medical Center in Washington.</w:t>
+        <w:t>Under the PGCB regulations, players seeking credit provide personal and financial information to casino staff. A credit check ensues. Of chief concern: players who've stiffed other casinos.</w:t>
         <w:br/>
-        <w:t xml:space="preserve"> </w:t>
+        <w:t>Each casino may extend as much or little credit as it likes. The only certainty is that markers must be settled within 45 days. If not, there could be legal hell to pay.</w:t>
         <w:br/>
-        <w:t>Journalists march for information</w:t>
+        <w:t>Trickling down</w:t>
         <w:br/>
-        <w:t>MINSK, Belarus</w:t>
+        <w:t>Last year, former 76er Charles Barkley faced criminal charges over failing to pay his $400,000 debt at Wynn Las Vegas. Here, even your low-roller Grandma could feel the squeeze if casinos seek judgments to recoup her losses.</w:t>
         <w:br/>
-        <w:t>- Belarusian journalists marched through Minsk on Saturday to demand information on the government's investigation into the disappearance of a cameraman who vanished one year ago.</w:t>
+        <w:t>Because slots players can get credit, too, activists worry about the trickle-down economics of working-class and retired regulars chasing elusive jackpots.</w:t>
         <w:br/>
-        <w:t>Dmitry Zavadsky, who worked for the Russian television station ORT, was reported missing last July. He was one of several well-known people who have disappeared in Belarus in recent years.</w:t>
+        <w:t>"People are going to pay the casinos back before they pay other bills," predicts gambling counselor C.P. Mirarchi. "It's a code of honor with gamblers. They want to get back in the game - even if it means not having money for food."</w:t>
         <w:br/>
-        <w:t xml:space="preserve"> </w:t>
+        <w:t>Paul Boni fought credit with Casino-Free Philadelphia, Asian Americans United, and area churches. He understands why casinos pushed for the right to pretend to be banks: Credit makes them more money.</w:t>
         <w:br/>
-        <w:t>Two stabbed in parade melee</w:t>
+        <w:t>But the lawyer remains disgusted that elected officials went along for the ride, knowing the price of all this false generosity.</w:t>
         <w:br/>
-        <w:t>BRADFORD, England</w:t>
+        <w:t>"Government used to teach people to save money," he laments. "Now, it's pushing people deeper into debt or bankruptcy."</w:t>
         <w:br/>
-        <w:t>- Police were pelted with bricks and at least two persons were stabbed Saturday, as violence flared after a far-right parade was banned in this northern city.</w:t>
+        <w:t>Are we having fun yet?</w:t>
         <w:br/>
-        <w:t>Eighteen people were arrested, police said.</w:t>
-        <w:br/>
-        <w:t>In the last six weeks, rioting has hit the towns of Oldham and Burnley - like Bradford, working-class northern communities with large numbers of Asians, mainly people whose roots lie in the Indian subcontinent. In those towns, gangs of Asian and white youths clashed for several nights with riot police, attacked shops, homes and pubs and set cars on fire.</w:t>
-        <w:br/>
-        <w:t>The Bradford metropolitan area has a population of just under 500,000, of which about 100,000 are believed to be Asians from the subcontinent.</w:t>
-        <w:br/>
-        <w:t>The violence in Bradford came after some 200 police patrolled the center of the city, on the lookout for members of the far-right National Front, whose planned march was banned earlier this past week.</w:t>
-        <w:br/>
-        <w:t>A group of about 300 mainly Asian youths gathered for a counter rally organized by the Anti-Nazi League in this city 200 miles north of London.</w:t>
-        <w:br/>
-        <w:t>Chief Superintendent Phil Read of West Yorkshire Police called on National Front members to stay away, saying the force "will not tolerate any group attempting to cause disorder or stir up racial hatred.</w:t>
-        <w:br/>
-        <w:t>"They're not welcome either by the police, the council or the local community," he added.</w:t>
+        <w:t>Reach me at myant@phillynews.com or 215-854-4670. Visit my web page and connect on Facebook and Twitter at philly.com/kinney.</w:t>
       </w:r>
     </w:p>
     <w:sectPr>
